--- a/psychologicalReview/ms/finalDocuments/bentonCoverLetter.docx
+++ b/psychologicalReview/ms/finalDocuments/bentonCoverLetter.docx
@@ -260,7 +260,15 @@
           <w:sz w:val="24"/>
           <w:szCs w:val="24"/>
         </w:rPr>
-        <w:t>17</w:t>
+        <w:t>1</w:t>
+      </w:r>
+      <w:r>
+        <w:rPr>
+          <w:rFonts w:ascii="Times New Roman" w:hAnsi="Times New Roman"/>
+          <w:sz w:val="24"/>
+          <w:szCs w:val="24"/>
+        </w:rPr>
+        <w:t>9</w:t>
       </w:r>
       <w:r>
         <w:rPr>
@@ -276,7 +284,7 @@
           <w:sz w:val="24"/>
           <w:szCs w:val="24"/>
         </w:rPr>
-        <w:t>5</w:t>
+        <w:t>6</w:t>
       </w:r>
     </w:p>
     <w:p>
@@ -369,20 +377,31 @@
         <w:t xml:space="preserve"> manuscript titled, "</w:t>
       </w:r>
       <w:r>
-        <w:rPr>
-          <w:rFonts w:ascii="Times New Roman" w:hAnsi="Times New Roman"/>
-          <w:sz w:val="24"/>
-          <w:szCs w:val="24"/>
-        </w:rPr>
-        <w:t>Associative learning is sufficient to explain infants’ action understanding</w:t>
-      </w:r>
-      <w:r>
-        <w:rPr>
-          <w:rFonts w:ascii="Times New Roman" w:hAnsi="Times New Roman"/>
-          <w:sz w:val="24"/>
-          <w:szCs w:val="24"/>
-        </w:rPr>
-        <w:t xml:space="preserve">" for consideration </w:t>
+        <w:t xml:space="preserve"> </w:t>
+      </w:r>
+      <w:r>
+        <w:rPr>
+          <w:rFonts w:ascii="Times New Roman" w:hAnsi="Times New Roman"/>
+          <w:sz w:val="24"/>
+          <w:szCs w:val="24"/>
+        </w:rPr>
+        <w:t>An associative-learning account of infants’ looking in action-efficiency paradigms understanding</w:t>
+      </w:r>
+      <w:r>
+        <w:rPr>
+          <w:rFonts w:ascii="Times New Roman" w:hAnsi="Times New Roman"/>
+          <w:sz w:val="24"/>
+          <w:szCs w:val="24"/>
+        </w:rPr>
+        <w:t xml:space="preserve">” </w:t>
+      </w:r>
+      <w:r>
+        <w:rPr>
+          <w:rFonts w:ascii="Times New Roman" w:hAnsi="Times New Roman"/>
+          <w:sz w:val="24"/>
+          <w:szCs w:val="24"/>
+        </w:rPr>
+        <w:t xml:space="preserve">for consideration </w:t>
       </w:r>
       <w:r>
         <w:rPr>
@@ -552,15 +571,63 @@
           <w:sz w:val="24"/>
           <w:szCs w:val="24"/>
         </w:rPr>
-        <w:t xml:space="preserve">To evaluate this claim, I implement the proposed account in a connectionist neural network model. </w:t>
-      </w:r>
-      <w:r>
-        <w:rPr>
-          <w:rFonts w:ascii="Times New Roman" w:hAnsi="Times New Roman"/>
-          <w:sz w:val="24"/>
-          <w:szCs w:val="24"/>
-        </w:rPr>
-        <w:t>Across 4 simulations, t</w:t>
+        <w:t xml:space="preserve">To evaluate this claim, I implement the proposed account in a </w:t>
+      </w:r>
+      <w:r>
+        <w:rPr>
+          <w:rFonts w:ascii="Times New Roman" w:hAnsi="Times New Roman"/>
+          <w:sz w:val="24"/>
+          <w:szCs w:val="24"/>
+        </w:rPr>
+        <w:t xml:space="preserve">novel </w:t>
+      </w:r>
+      <w:r>
+        <w:rPr>
+          <w:rFonts w:ascii="Times New Roman" w:hAnsi="Times New Roman"/>
+          <w:sz w:val="24"/>
+          <w:szCs w:val="24"/>
+        </w:rPr>
+        <w:t>connectionist neural network model</w:t>
+      </w:r>
+      <w:r>
+        <w:rPr>
+          <w:rFonts w:ascii="Times New Roman" w:hAnsi="Times New Roman"/>
+          <w:sz w:val="24"/>
+          <w:szCs w:val="24"/>
+        </w:rPr>
+        <w:t xml:space="preserve"> called ALIAS (for Associative Learning in Action Studies)</w:t>
+      </w:r>
+      <w:r>
+        <w:rPr>
+          <w:rFonts w:ascii="Times New Roman" w:hAnsi="Times New Roman"/>
+          <w:sz w:val="24"/>
+          <w:szCs w:val="24"/>
+        </w:rPr>
+        <w:t xml:space="preserve">. </w:t>
+      </w:r>
+      <w:r>
+        <w:rPr>
+          <w:rFonts w:ascii="Times New Roman" w:hAnsi="Times New Roman"/>
+          <w:sz w:val="24"/>
+          <w:szCs w:val="24"/>
+        </w:rPr>
+        <w:t xml:space="preserve">Across </w:t>
+      </w:r>
+      <w:r>
+        <w:rPr>
+          <w:rFonts w:ascii="Times New Roman" w:hAnsi="Times New Roman"/>
+          <w:sz w:val="24"/>
+          <w:szCs w:val="24"/>
+        </w:rPr>
+        <w:t>5</w:t>
+      </w:r>
+      <w:r>
+        <w:rPr>
+          <w:rFonts w:ascii="Times New Roman" w:hAnsi="Times New Roman"/>
+          <w:sz w:val="24"/>
+          <w:szCs w:val="24"/>
+        </w:rPr>
+        <w:t xml:space="preserve"> simulations, t</w:t>
       </w:r>
       <w:r>
         <w:rPr>
@@ -584,7 +651,31 @@
           <w:sz w:val="24"/>
           <w:szCs w:val="24"/>
         </w:rPr>
-        <w:t xml:space="preserve"> infants’ preference for efficient over inefficient actions, insensitivity to animacy cues when interpreting efficiency, ability to infer goals or constraints from partial information, and graded sensitivity to relative action cost. These results suggest that domain-general associative processes, coupled with prior experience, may be sufficient to explain infants’ behavior</w:t>
+        <w:t xml:space="preserve"> infants’ preference for efficient over inefficient actions, insensitivity to animacy cues when interpreting efficiency, ability to infer goals or constraints from partial information, and graded sensitivity to relative action cost</w:t>
+      </w:r>
+      <w:r>
+        <w:rPr>
+          <w:rFonts w:ascii="Times New Roman" w:hAnsi="Times New Roman"/>
+          <w:sz w:val="24"/>
+          <w:szCs w:val="24"/>
+        </w:rPr>
+        <w:t>. ALIAS also makes predictions for future behavioral research in two additional simulations.</w:t>
+      </w:r>
+      <w:r>
+        <w:rPr>
+          <w:rFonts w:ascii="Times New Roman" w:hAnsi="Times New Roman"/>
+          <w:sz w:val="24"/>
+          <w:szCs w:val="24"/>
+        </w:rPr>
+        <w:t xml:space="preserve"> Considered together, the 7 simulations reported in the manuscript</w:t>
+      </w:r>
+      <w:r>
+        <w:rPr>
+          <w:rFonts w:ascii="Times New Roman" w:hAnsi="Times New Roman"/>
+          <w:sz w:val="24"/>
+          <w:szCs w:val="24"/>
+        </w:rPr>
+        <w:t xml:space="preserve"> suggest that domain-general associative processes, coupled with prior experience, may be sufficient to explain infants’ behavior</w:t>
       </w:r>
       <w:r>
         <w:rPr>
@@ -851,7 +942,73 @@
           <w:szCs w:val="24"/>
           <w:u w:val="single"/>
         </w:rPr>
-        <w:t>Dr. Michael Waldmann or Dr. Hongjing Lu</w:t>
+        <w:t>Dr</w:t>
+      </w:r>
+      <w:r>
+        <w:rPr>
+          <w:rFonts w:ascii="Times New Roman" w:hAnsi="Times New Roman"/>
+          <w:b/>
+          <w:bCs/>
+          <w:sz w:val="24"/>
+          <w:szCs w:val="24"/>
+          <w:u w:val="single"/>
+        </w:rPr>
+        <w:t>s</w:t>
+      </w:r>
+      <w:r>
+        <w:rPr>
+          <w:rFonts w:ascii="Times New Roman" w:hAnsi="Times New Roman"/>
+          <w:b/>
+          <w:bCs/>
+          <w:sz w:val="24"/>
+          <w:szCs w:val="24"/>
+          <w:u w:val="single"/>
+        </w:rPr>
+        <w:t xml:space="preserve">. </w:t>
+      </w:r>
+      <w:r>
+        <w:rPr>
+          <w:rFonts w:ascii="Times New Roman" w:hAnsi="Times New Roman"/>
+          <w:b/>
+          <w:bCs/>
+          <w:sz w:val="24"/>
+          <w:szCs w:val="24"/>
+          <w:u w:val="single"/>
+        </w:rPr>
+        <w:t>Paul Harri</w:t>
+      </w:r>
+      <w:r>
+        <w:rPr>
+          <w:rFonts w:ascii="Times New Roman" w:hAnsi="Times New Roman"/>
+          <w:b/>
+          <w:bCs/>
+          <w:sz w:val="24"/>
+          <w:szCs w:val="24"/>
+          <w:u w:val="single"/>
+        </w:rPr>
+        <w:t xml:space="preserve">s </w:t>
+      </w:r>
+      <w:r>
+        <w:rPr>
+          <w:rFonts w:ascii="Times New Roman" w:hAnsi="Times New Roman"/>
+          <w:b/>
+          <w:bCs/>
+          <w:sz w:val="24"/>
+          <w:szCs w:val="24"/>
+          <w:u w:val="single"/>
+        </w:rPr>
+        <w:t xml:space="preserve">or </w:t>
+      </w:r>
+      <w:r>
+        <w:rPr>
+          <w:rFonts w:ascii="Times New Roman" w:hAnsi="Times New Roman"/>
+          <w:b/>
+          <w:bCs/>
+          <w:sz w:val="24"/>
+          <w:szCs w:val="24"/>
+          <w:u w:val="single"/>
+        </w:rPr>
+        <w:t>Sudeep Bhatia</w:t>
       </w:r>
       <w:r>
         <w:rPr>
@@ -1004,6 +1161,159 @@
           <w:sz w:val="24"/>
           <w:szCs w:val="24"/>
         </w:rPr>
+        <w:t xml:space="preserve">Dr. Leyre Castro Ruiz, University of Iowa, </w:t>
+      </w:r>
+      <w:hyperlink r:id="rId7" w:history="1">
+        <w:r>
+          <w:rPr>
+            <w:rStyle w:val="Hyperlink"/>
+            <w:rFonts w:ascii="Times New Roman" w:hAnsi="Times New Roman"/>
+            <w:sz w:val="24"/>
+            <w:szCs w:val="24"/>
+          </w:rPr>
+          <w:t>leyre-castroruiz@uiowa.edu</w:t>
+        </w:r>
+      </w:hyperlink>
+    </w:p>
+    <w:p>
+      <w:pPr>
+        <w:pStyle w:val="ListParagraph"/>
+        <w:numPr>
+          <w:ilvl w:val="0"/>
+          <w:numId w:val="1"/>
+        </w:numPr>
+        <w:spacing w:line="240" w:lineRule="exact"/>
+        <w:rPr>
+          <w:rFonts w:ascii="Times New Roman" w:hAnsi="Times New Roman"/>
+          <w:sz w:val="24"/>
+          <w:szCs w:val="24"/>
+        </w:rPr>
+      </w:pPr>
+      <w:r>
+        <w:rPr>
+          <w:rFonts w:ascii="Times New Roman" w:hAnsi="Times New Roman"/>
+          <w:sz w:val="24"/>
+          <w:szCs w:val="24"/>
+        </w:rPr>
+        <w:lastRenderedPageBreak/>
+        <w:t xml:space="preserve">Dr. Magnus Enquist, Stockholm University, </w:t>
+      </w:r>
+      <w:hyperlink r:id="rId8" w:history="1">
+        <w:r>
+          <w:rPr>
+            <w:rStyle w:val="Hyperlink"/>
+            <w:rFonts w:ascii="Times New Roman" w:hAnsi="Times New Roman"/>
+            <w:sz w:val="24"/>
+            <w:szCs w:val="24"/>
+          </w:rPr>
+          <w:t>magnus.enquist@su.se</w:t>
+        </w:r>
+      </w:hyperlink>
+    </w:p>
+    <w:p>
+      <w:pPr>
+        <w:pStyle w:val="ListParagraph"/>
+        <w:numPr>
+          <w:ilvl w:val="0"/>
+          <w:numId w:val="1"/>
+        </w:numPr>
+        <w:spacing w:line="240" w:lineRule="exact"/>
+        <w:rPr>
+          <w:rFonts w:ascii="Times New Roman" w:hAnsi="Times New Roman"/>
+          <w:sz w:val="24"/>
+          <w:szCs w:val="24"/>
+        </w:rPr>
+      </w:pPr>
+      <w:r>
+        <w:rPr>
+          <w:rFonts w:ascii="Times New Roman" w:hAnsi="Times New Roman"/>
+          <w:sz w:val="24"/>
+          <w:szCs w:val="24"/>
+        </w:rPr>
+        <w:t xml:space="preserve">Dr. </w:t>
+      </w:r>
+      <w:r>
+        <w:rPr>
+          <w:rFonts w:ascii="Times New Roman" w:hAnsi="Times New Roman"/>
+          <w:sz w:val="24"/>
+          <w:szCs w:val="24"/>
+        </w:rPr>
+        <w:t>Stefano Ghirlanda</w:t>
+      </w:r>
+      <w:r>
+        <w:rPr>
+          <w:rFonts w:ascii="Times New Roman" w:hAnsi="Times New Roman"/>
+          <w:sz w:val="24"/>
+          <w:szCs w:val="24"/>
+        </w:rPr>
+        <w:t xml:space="preserve">, Brooklyn University, </w:t>
+      </w:r>
+      <w:hyperlink r:id="rId9" w:history="1">
+        <w:r>
+          <w:rPr>
+            <w:rStyle w:val="Hyperlink"/>
+            <w:rFonts w:ascii="Times New Roman" w:hAnsi="Times New Roman"/>
+            <w:sz w:val="24"/>
+            <w:szCs w:val="24"/>
+          </w:rPr>
+          <w:t>sghirlanda@brooklyn.cuny.edu</w:t>
+        </w:r>
+      </w:hyperlink>
+    </w:p>
+    <w:p>
+      <w:pPr>
+        <w:pStyle w:val="ListParagraph"/>
+        <w:numPr>
+          <w:ilvl w:val="0"/>
+          <w:numId w:val="1"/>
+        </w:numPr>
+        <w:spacing w:line="240" w:lineRule="exact"/>
+        <w:rPr>
+          <w:rFonts w:ascii="Times New Roman" w:hAnsi="Times New Roman"/>
+          <w:sz w:val="24"/>
+          <w:szCs w:val="24"/>
+        </w:rPr>
+      </w:pPr>
+      <w:r>
+        <w:rPr>
+          <w:rFonts w:ascii="Times New Roman" w:hAnsi="Times New Roman"/>
+          <w:sz w:val="24"/>
+          <w:szCs w:val="24"/>
+        </w:rPr>
+        <w:t xml:space="preserve">Mr. Odysseus Raymond Primitivo Orr, University of Iowa, </w:t>
+      </w:r>
+      <w:hyperlink r:id="rId10" w:history="1">
+        <w:r>
+          <w:rPr>
+            <w:rStyle w:val="Hyperlink"/>
+            <w:rFonts w:ascii="Times New Roman" w:hAnsi="Times New Roman"/>
+            <w:sz w:val="24"/>
+            <w:szCs w:val="24"/>
+          </w:rPr>
+          <w:t>odysseus-orr@uiowa.edu</w:t>
+        </w:r>
+      </w:hyperlink>
+    </w:p>
+    <w:p>
+      <w:pPr>
+        <w:pStyle w:val="ListParagraph"/>
+        <w:numPr>
+          <w:ilvl w:val="0"/>
+          <w:numId w:val="1"/>
+        </w:numPr>
+        <w:spacing w:line="240" w:lineRule="exact"/>
+        <w:rPr>
+          <w:rFonts w:ascii="Times New Roman" w:hAnsi="Times New Roman"/>
+          <w:sz w:val="24"/>
+          <w:szCs w:val="24"/>
+        </w:rPr>
+      </w:pPr>
+      <w:r>
+        <w:rPr>
+          <w:rFonts w:ascii="Times New Roman" w:hAnsi="Times New Roman"/>
+          <w:sz w:val="24"/>
+          <w:szCs w:val="24"/>
+        </w:rPr>
         <w:t>Dr. Gert Westermann</w:t>
       </w:r>
       <w:r>
@@ -1030,7 +1340,7 @@
         </w:rPr>
         <w:t xml:space="preserve">, </w:t>
       </w:r>
-      <w:hyperlink r:id="rId7" w:history="1">
+      <w:hyperlink r:id="rId11" w:history="1">
         <w:r>
           <w:rPr>
             <w:rStyle w:val="Hyperlink"/>
@@ -1088,7 +1398,7 @@
         </w:rPr>
         <w:t xml:space="preserve">, </w:t>
       </w:r>
-      <w:hyperlink r:id="rId8" w:history="1">
+      <w:hyperlink r:id="rId12" w:history="1">
         <w:r>
           <w:rPr>
             <w:rStyle w:val="Hyperlink"/>
@@ -1146,7 +1456,7 @@
         </w:rPr>
         <w:t xml:space="preserve">, </w:t>
       </w:r>
-      <w:hyperlink r:id="rId9" w:history="1">
+      <w:hyperlink r:id="rId13" w:history="1">
         <w:r>
           <w:rPr>
             <w:rStyle w:val="Hyperlink"/>
@@ -1204,7 +1514,7 @@
         </w:rPr>
         <w:t xml:space="preserve">, </w:t>
       </w:r>
-      <w:hyperlink r:id="rId10" w:history="1">
+      <w:hyperlink r:id="rId14" w:history="1">
         <w:r>
           <w:rPr>
             <w:rStyle w:val="Hyperlink"/>
@@ -1236,7 +1546,6 @@
           <w:sz w:val="24"/>
           <w:szCs w:val="24"/>
         </w:rPr>
-        <w:lastRenderedPageBreak/>
         <w:t>Dr. Mark Johnson</w:t>
       </w:r>
       <w:r>
@@ -1263,7 +1572,7 @@
         </w:rPr>
         <w:t xml:space="preserve">, </w:t>
       </w:r>
-      <w:hyperlink r:id="rId11" w:history="1">
+      <w:hyperlink r:id="rId15" w:history="1">
         <w:r>
           <w:rPr>
             <w:rStyle w:val="Hyperlink"/>
@@ -1321,7 +1630,7 @@
         </w:rPr>
         <w:t xml:space="preserve">, </w:t>
       </w:r>
-      <w:hyperlink r:id="rId12" w:history="1">
+      <w:hyperlink r:id="rId16" w:history="1">
         <w:r>
           <w:rPr>
             <w:rStyle w:val="Hyperlink"/>
@@ -1379,7 +1688,7 @@
         </w:rPr>
         <w:t xml:space="preserve">, </w:t>
       </w:r>
-      <w:hyperlink r:id="rId13" w:history="1">
+      <w:hyperlink r:id="rId17" w:history="1">
         <w:r>
           <w:rPr>
             <w:rStyle w:val="Hyperlink"/>
@@ -1413,7 +1722,7 @@
         </w:rPr>
         <w:t xml:space="preserve">Dr. John Spencer, University of East Anglia, </w:t>
       </w:r>
-      <w:hyperlink r:id="rId14" w:history="1">
+      <w:hyperlink r:id="rId18" w:history="1">
         <w:r>
           <w:rPr>
             <w:rStyle w:val="Hyperlink"/>
@@ -1447,7 +1756,7 @@
         </w:rPr>
         <w:t xml:space="preserve">Dr. Larissa Samuelson, University of East Anglia, </w:t>
       </w:r>
-      <w:hyperlink r:id="rId15" w:history="1">
+      <w:hyperlink r:id="rId19" w:history="1">
         <w:r>
           <w:rPr>
             <w:rStyle w:val="Hyperlink"/>
@@ -1489,7 +1798,7 @@
         </w:rPr>
         <w:t xml:space="preserve">, Birkbeck, University of London, </w:t>
       </w:r>
-      <w:hyperlink r:id="rId16" w:history="1">
+      <w:hyperlink r:id="rId20" w:history="1">
         <w:r>
           <w:rPr>
             <w:rStyle w:val="Hyperlink"/>
@@ -1531,7 +1840,7 @@
         </w:rPr>
         <w:t xml:space="preserve">, University of Iowa, </w:t>
       </w:r>
-      <w:hyperlink r:id="rId17" w:history="1">
+      <w:hyperlink r:id="rId21" w:history="1">
         <w:r>
           <w:rPr>
             <w:rStyle w:val="Hyperlink"/>
@@ -1573,7 +1882,7 @@
         </w:rPr>
         <w:t xml:space="preserve">, University of Iowa, </w:t>
       </w:r>
-      <w:hyperlink r:id="rId18" w:history="1">
+      <w:hyperlink r:id="rId22" w:history="1">
         <w:r>
           <w:rPr>
             <w:rStyle w:val="Hyperlink"/>
@@ -1588,14 +1897,70 @@
     <w:p>
       <w:pPr>
         <w:pStyle w:val="ListParagraph"/>
-        <w:spacing w:line="240" w:lineRule="exact"/>
-        <w:ind w:left="1440"/>
-        <w:rPr>
-          <w:rFonts w:ascii="Times New Roman" w:hAnsi="Times New Roman"/>
-          <w:sz w:val="24"/>
-          <w:szCs w:val="24"/>
-        </w:rPr>
-      </w:pPr>
+        <w:numPr>
+          <w:ilvl w:val="0"/>
+          <w:numId w:val="1"/>
+        </w:numPr>
+        <w:spacing w:line="240" w:lineRule="exact"/>
+        <w:rPr>
+          <w:rFonts w:ascii="Times New Roman" w:hAnsi="Times New Roman"/>
+          <w:sz w:val="24"/>
+          <w:szCs w:val="24"/>
+        </w:rPr>
+      </w:pPr>
+      <w:r>
+        <w:rPr>
+          <w:rFonts w:ascii="Times New Roman" w:hAnsi="Times New Roman"/>
+          <w:sz w:val="24"/>
+          <w:szCs w:val="24"/>
+        </w:rPr>
+        <w:t xml:space="preserve">Dr. Celia Heyes, University of Oxford, </w:t>
+      </w:r>
+      <w:hyperlink r:id="rId23" w:history="1">
+        <w:r>
+          <w:rPr>
+            <w:rStyle w:val="Hyperlink"/>
+            <w:rFonts w:ascii="Times New Roman" w:hAnsi="Times New Roman"/>
+            <w:sz w:val="24"/>
+            <w:szCs w:val="24"/>
+          </w:rPr>
+          <w:t>cecilia.heyes@all-souls.ox.ac.uk</w:t>
+        </w:r>
+      </w:hyperlink>
+    </w:p>
+    <w:p>
+      <w:pPr>
+        <w:pStyle w:val="ListParagraph"/>
+        <w:numPr>
+          <w:ilvl w:val="0"/>
+          <w:numId w:val="1"/>
+        </w:numPr>
+        <w:spacing w:line="240" w:lineRule="exact"/>
+        <w:rPr>
+          <w:rFonts w:ascii="Times New Roman" w:hAnsi="Times New Roman"/>
+          <w:sz w:val="24"/>
+          <w:szCs w:val="24"/>
+        </w:rPr>
+      </w:pPr>
+      <w:r>
+        <w:rPr>
+          <w:rFonts w:ascii="Times New Roman" w:hAnsi="Times New Roman"/>
+          <w:sz w:val="24"/>
+          <w:szCs w:val="24"/>
+        </w:rPr>
+        <w:t xml:space="preserve">Dr. Lisa Scott, University of Florida, </w:t>
+      </w:r>
+      <w:hyperlink r:id="rId24" w:history="1">
+        <w:r>
+          <w:rPr>
+            <w:rStyle w:val="Hyperlink"/>
+            <w:rFonts w:ascii="Times New Roman" w:hAnsi="Times New Roman"/>
+            <w:sz w:val="24"/>
+            <w:szCs w:val="24"/>
+          </w:rPr>
+          <w:t>lscott@ufl.edu</w:t>
+        </w:r>
+      </w:hyperlink>
     </w:p>
     <w:p>
       <w:pPr>
@@ -1649,6 +2014,14 @@
           <w:szCs w:val="24"/>
         </w:rPr>
       </w:pPr>
+      <w:r>
+        <w:rPr>
+          <w:rFonts w:ascii="Times New Roman" w:hAnsi="Times New Roman"/>
+          <w:sz w:val="24"/>
+          <w:szCs w:val="24"/>
+        </w:rPr>
+        <w:t xml:space="preserve">Sincerely, </w:t>
+      </w:r>
     </w:p>
     <w:p>
       <w:pPr>
@@ -1666,8 +2039,35 @@
           <w:sz w:val="24"/>
           <w:szCs w:val="24"/>
         </w:rPr>
-        <w:t xml:space="preserve">Sincerely, </w:t>
-      </w:r>
+        <w:t>Deon T. Benton</w:t>
+      </w:r>
+      <w:r>
+        <w:rPr>
+          <w:rFonts w:ascii="Times New Roman" w:hAnsi="Times New Roman"/>
+          <w:sz w:val="24"/>
+          <w:szCs w:val="24"/>
+        </w:rPr>
+        <w:t>, Ph.D.</w:t>
+      </w:r>
+      <w:r>
+        <w:rPr>
+          <w:rFonts w:ascii="Times New Roman" w:hAnsi="Times New Roman"/>
+          <w:sz w:val="24"/>
+          <w:szCs w:val="24"/>
+        </w:rPr>
+        <w:br/>
+      </w:r>
+      <w:hyperlink r:id="rId25" w:history="1">
+        <w:r>
+          <w:rPr>
+            <w:rStyle w:val="Hyperlink"/>
+            <w:rFonts w:ascii="Times New Roman" w:hAnsi="Times New Roman"/>
+            <w:sz w:val="24"/>
+            <w:szCs w:val="24"/>
+          </w:rPr>
+          <w:t>deon.benton@vanderbilt.edu</w:t>
+        </w:r>
+      </w:hyperlink>
     </w:p>
     <w:p>
       <w:pPr>
@@ -1679,37 +2079,185 @@
           <w:szCs w:val="24"/>
         </w:rPr>
       </w:pPr>
-      <w:r>
-        <w:rPr>
-          <w:rFonts w:ascii="Times New Roman" w:hAnsi="Times New Roman"/>
-          <w:sz w:val="24"/>
-          <w:szCs w:val="24"/>
-        </w:rPr>
-        <w:t>Deon T. Benton</w:t>
-      </w:r>
-      <w:r>
-        <w:rPr>
-          <w:rFonts w:ascii="Times New Roman" w:hAnsi="Times New Roman"/>
-          <w:sz w:val="24"/>
-          <w:szCs w:val="24"/>
-        </w:rPr>
-        <w:t>, Ph.D.</w:t>
-      </w:r>
-      <w:r>
-        <w:rPr>
-          <w:rFonts w:ascii="Times New Roman" w:hAnsi="Times New Roman"/>
-          <w:sz w:val="24"/>
-          <w:szCs w:val="24"/>
-        </w:rPr>
-        <w:br/>
-      </w:r>
-      <w:r>
-        <w:rPr>
-          <w:rFonts w:ascii="Times New Roman" w:hAnsi="Times New Roman"/>
-          <w:sz w:val="24"/>
-          <w:szCs w:val="24"/>
-        </w:rPr>
-        <w:t>deon.benton@vanderbilt.edu</w:t>
+    </w:p>
+    <w:p>
+      <w:pPr>
+        <w:spacing w:line="240" w:lineRule="exact"/>
+        <w:contextualSpacing/>
+        <w:rPr>
+          <w:rFonts w:ascii="Times New Roman" w:hAnsi="Times New Roman"/>
+          <w:sz w:val="24"/>
+          <w:szCs w:val="24"/>
+        </w:rPr>
+      </w:pPr>
+    </w:p>
+    <w:p>
+      <w:pPr>
+        <w:spacing w:line="240" w:lineRule="exact"/>
+        <w:contextualSpacing/>
+        <w:rPr>
+          <w:rFonts w:ascii="Times New Roman" w:hAnsi="Times New Roman"/>
+          <w:sz w:val="24"/>
+          <w:szCs w:val="24"/>
+        </w:rPr>
+      </w:pPr>
+      <w:r>
+        <w:rPr>
+          <w:rFonts w:ascii="Times New Roman" w:hAnsi="Times New Roman"/>
+          <w:sz w:val="24"/>
+          <w:szCs w:val="24"/>
+          <w:highlight w:val="yellow"/>
+        </w:rPr>
+        <w:t>Please note that a</w:t>
+      </w:r>
+      <w:r>
+        <w:rPr>
+          <w:rFonts w:ascii="Times New Roman" w:hAnsi="Times New Roman"/>
+          <w:sz w:val="24"/>
+          <w:szCs w:val="24"/>
+          <w:highlight w:val="yellow"/>
+        </w:rPr>
+        <w:t xml:space="preserve">n earlier version of this manuscript was previously submitted to </w:t>
+      </w:r>
+      <w:r>
+        <w:rPr>
+          <w:rFonts w:ascii="Times New Roman" w:hAnsi="Times New Roman"/>
+          <w:i/>
+          <w:iCs/>
+          <w:sz w:val="24"/>
+          <w:szCs w:val="24"/>
+          <w:highlight w:val="yellow"/>
+        </w:rPr>
+        <w:t xml:space="preserve">Psychological Review </w:t>
+      </w:r>
+      <w:r>
+        <w:rPr>
+          <w:rFonts w:ascii="Times New Roman" w:hAnsi="Times New Roman"/>
+          <w:sz w:val="24"/>
+          <w:szCs w:val="24"/>
+          <w:highlight w:val="yellow"/>
+        </w:rPr>
+        <w:t xml:space="preserve">(Manuscript ID: REV-2025-1866). </w:t>
+      </w:r>
+      <w:r>
+        <w:rPr>
+          <w:rFonts w:ascii="Times New Roman" w:hAnsi="Times New Roman"/>
+          <w:sz w:val="24"/>
+          <w:szCs w:val="24"/>
+          <w:highlight w:val="yellow"/>
+        </w:rPr>
+        <w:t>Based on</w:t>
+      </w:r>
+      <w:r>
+        <w:rPr>
+          <w:rFonts w:ascii="Times New Roman" w:hAnsi="Times New Roman"/>
+          <w:sz w:val="24"/>
+          <w:szCs w:val="24"/>
+          <w:highlight w:val="yellow"/>
+        </w:rPr>
+        <w:t xml:space="preserve"> correspondence with the previous Action Editor, Dr. Hongjing Lu, I </w:t>
+      </w:r>
+      <w:r>
+        <w:rPr>
+          <w:rFonts w:ascii="Times New Roman" w:hAnsi="Times New Roman"/>
+          <w:sz w:val="24"/>
+          <w:szCs w:val="24"/>
+          <w:highlight w:val="yellow"/>
+        </w:rPr>
+        <w:t xml:space="preserve">indicated that I have </w:t>
+      </w:r>
+      <w:r>
+        <w:rPr>
+          <w:rFonts w:ascii="Times New Roman" w:hAnsi="Times New Roman"/>
+          <w:sz w:val="24"/>
+          <w:szCs w:val="24"/>
+          <w:highlight w:val="yellow"/>
+        </w:rPr>
+        <w:t>substantially revised the manuscript in response to the prior reviews</w:t>
+      </w:r>
+      <w:r>
+        <w:rPr>
+          <w:rFonts w:ascii="Times New Roman" w:hAnsi="Times New Roman"/>
+          <w:sz w:val="24"/>
+          <w:szCs w:val="24"/>
+          <w:highlight w:val="yellow"/>
+        </w:rPr>
+        <w:t xml:space="preserve"> and that I would be grateful if the original decision was reconsidered. In response, I was</w:t>
+      </w:r>
+      <w:r>
+        <w:rPr>
+          <w:rFonts w:ascii="Times New Roman" w:hAnsi="Times New Roman"/>
+          <w:sz w:val="24"/>
+          <w:szCs w:val="24"/>
+          <w:highlight w:val="yellow"/>
+        </w:rPr>
+        <w:t xml:space="preserve"> advised t</w:t>
+      </w:r>
+      <w:r>
+        <w:rPr>
+          <w:rFonts w:ascii="Times New Roman" w:hAnsi="Times New Roman"/>
+          <w:sz w:val="24"/>
+          <w:szCs w:val="24"/>
+          <w:highlight w:val="yellow"/>
+        </w:rPr>
+        <w:t>o submit the revised manuscript</w:t>
+      </w:r>
+      <w:r>
+        <w:rPr>
+          <w:rFonts w:ascii="Times New Roman" w:hAnsi="Times New Roman"/>
+          <w:sz w:val="24"/>
+          <w:szCs w:val="24"/>
+          <w:highlight w:val="yellow"/>
+        </w:rPr>
+        <w:t xml:space="preserve"> as a new manuscript. </w:t>
+      </w:r>
+      <w:r>
+        <w:rPr>
+          <w:rFonts w:ascii="Times New Roman" w:hAnsi="Times New Roman"/>
+          <w:sz w:val="24"/>
+          <w:szCs w:val="24"/>
+          <w:highlight w:val="yellow"/>
+        </w:rPr>
+        <w:t>I am including the manuscript number</w:t>
+      </w:r>
+      <w:r>
+        <w:rPr>
+          <w:rFonts w:ascii="Times New Roman" w:hAnsi="Times New Roman"/>
+          <w:sz w:val="24"/>
+          <w:szCs w:val="24"/>
+          <w:highlight w:val="yellow"/>
+        </w:rPr>
+        <w:t xml:space="preserve"> so that the new Action Editor may consult the earlier review history if they find it useful.</w:t>
+      </w:r>
+    </w:p>
+    <w:p>
+      <w:pPr>
+        <w:spacing w:line="240" w:lineRule="exact"/>
+        <w:contextualSpacing/>
+        <w:rPr>
+          <w:rFonts w:ascii="Times New Roman" w:hAnsi="Times New Roman"/>
+          <w:sz w:val="24"/>
+          <w:szCs w:val="24"/>
+        </w:rPr>
+      </w:pPr>
+    </w:p>
+    <w:p>
+      <w:pPr>
+        <w:spacing w:line="240" w:lineRule="exact"/>
+        <w:contextualSpacing/>
+        <w:rPr>
+          <w:rFonts w:ascii="Times New Roman" w:hAnsi="Times New Roman"/>
+          <w:sz w:val="24"/>
+          <w:szCs w:val="24"/>
+        </w:rPr>
+      </w:pPr>
+      <w:r>
+        <w:rPr>
+          <w:rFonts w:ascii="Times New Roman" w:hAnsi="Times New Roman"/>
+          <w:sz w:val="24"/>
+          <w:szCs w:val="24"/>
+        </w:rPr>
+        <w:t>One final note: The paper includes Supplementary Materials that demonstrate the robustness of the results reported in the main manuscript.</w:t>
       </w:r>
     </w:p>
     <w:sectPr>
